--- a/books/true_crime/Agent_0160_recent_headline_cases_from_public_reporting_only_full_20260823_122822_refined.docx
+++ b/books/true_crime/Agent_0160_recent_headline_cases_from_public_reporting_only_full_20260823_122822_refined.docx
@@ -10264,24 +10264,18 @@
     <w:p/>
     <w:p>
       <w:r>
+        <w:t>CHAPTER 19</w:t>
+      </w:r>
+    </w:p>
+    <w:p/>
+    <w:p>
+      <w:r>
         <w:t>**Chapter 19 – Recent Headline Cases (2023‑2024)**</w:t>
       </w:r>
     </w:p>
     <w:p/>
     <w:p>
       <w:r>
-        <w:t xml:space="preserve">- **United States v. Samuel Bankman‑Fried** – Fraud case filed in 2023 involving allegations related to the cryptocurrency exchange FTX.  </w:t>
-      </w:r>
-    </w:p>
-    <w:p/>
-    <w:p>
-      <w:r>
-        <w:t>- **United States v. [Defendant]** – Case details not provided.</w:t>
-      </w:r>
-    </w:p>
-    <w:p/>
-    <w:p>
-      <w:r>
         <w:t>| Date (2023‑2024) | Jurisdiction | Defendant(s) | Charges | Court Action / Outcome | Location |</w:t>
       </w:r>
     </w:p>
@@ -10346,373 +10340,15 @@
       </w:r>
     </w:p>
     <w:p/>
-    <w:p/>
-    <w:p>
-      <w:r>
-        <w:t>&lt;think&gt;</w:t>
-      </w:r>
-    </w:p>
-    <w:p>
-      <w:r>
-        <w:t>Here's a thinking process:</w:t>
-      </w:r>
-    </w:p>
-    <w:p/>
-    <w:p>
-      <w:r>
-        <w:t>1.  **Analyze User Input:**</w:t>
-      </w:r>
-    </w:p>
-    <w:p>
-      <w:r>
-        <w:t xml:space="preserve">   - **Role:** Factual true-crime editor</w:t>
-      </w:r>
-    </w:p>
-    <w:p>
-      <w:r>
-        <w:t xml:space="preserve">   - **Task:** Edit the provided section for factual clarity only</w:t>
-      </w:r>
-    </w:p>
-    <w:p>
-      <w:r>
-        <w:t xml:space="preserve">   - **Constraints:** </w:t>
-      </w:r>
-    </w:p>
-    <w:p>
-      <w:r>
-        <w:t xml:space="preserve">     - Keep only facts</w:t>
-      </w:r>
-    </w:p>
-    <w:p>
-      <w:r>
-        <w:t xml:space="preserve">     - Remove opinions, speculation, invented dialogue, dramatic commentary</w:t>
-      </w:r>
-    </w:p>
-    <w:p>
-      <w:r>
-        <w:t xml:space="preserve">     - Do not add new claims</w:t>
-      </w:r>
-    </w:p>
-    <w:p>
-      <w:r>
-        <w:t xml:space="preserve">     - Do not speculate</w:t>
-      </w:r>
-    </w:p>
-    <w:p>
-      <w:r>
-        <w:t xml:space="preserve">     - Keep chronological order</w:t>
-      </w:r>
-    </w:p>
-    <w:p>
-      <w:r>
-        <w:t xml:space="preserve">   - **Input Data:** </w:t>
-      </w:r>
-    </w:p>
-    <w:p>
-      <w:r>
-        <w:t xml:space="preserve">     - Previous context shows a table-like structure with dates, courts, defendants, charges, proceedings, locations.</w:t>
-      </w:r>
-    </w:p>
-    <w:p>
-      <w:r>
-        <w:t xml:space="preserve">     - Section 40 contains a disclaimer/note: "*All entries reflect information released in publicly available court filings, press releases from the U.S. Department of Justice, state attorney general offices, and reputable news organizations up to **August 23 2026**. No speculative or unverified details are included.*"</w:t>
-      </w:r>
-    </w:p>
-    <w:p>
-      <w:r>
-        <w:t xml:space="preserve">     - Followed by "CHAPTER 20"</w:t>
-      </w:r>
-    </w:p>
-    <w:p>
-      <w:r>
-        <w:t xml:space="preserve">   - **Goal:** Edit Section 40 to meet the constraints. The input is very short. I need to ensure it's strictly factual, removes any non-factual language (though the disclaimer itself is mostly factual/meta), and maintains the structure. Wait, the prompt says "Edit this section for factual clarity only." The section provided is just the disclaimer and "CHAPTER 20". I should probably just output the cleaned version of that section, ensuring it adheres to the constraints. But the disclaimer itself is a meta-statement about the data. I'll keep it factual and concise. Actually, the prompt might be testing if I can just output the exact text but cleaned up, or if I need to format it properly. Let's look closely at the input:</w:t>
-      </w:r>
-    </w:p>
-    <w:p>
-      <w:r>
-        <w:t xml:space="preserve">     "*All entries reflect information released in publicly available court filings, press releases from the U.S. Department of Justice, state attorney general offices, and reputable news organizations up to **August 23 2026**. No speculative or unverified details are included.*</w:t>
-      </w:r>
-    </w:p>
-    <w:p>
-      <w:r>
-        <w:t xml:space="preserve">     CHAPTER 20"</w:t>
-      </w:r>
-    </w:p>
-    <w:p>
-      <w:r>
-        <w:t xml:space="preserve">     This is already quite factual. I will remove the markdown formatting if it's not needed, but keep the factual statement. I'll ensure it strictly states the source and cutoff date without editorializing. The constraint "Remove opinions, speculation, invented dialogue, and dramatic commentary" applies to the text. The disclaimer is fine. I will just present it cleanly.</w:t>
-      </w:r>
-    </w:p>
-    <w:p>
-      <w:r>
-        <w:t xml:space="preserve">     Wait, maybe the user expects me to just output the edited section exactly as requested, maintaining the structure. I'll keep it concise.</w:t>
-      </w:r>
-    </w:p>
-    <w:p>
-      <w:r>
-        <w:t xml:space="preserve">     Let's check if there's any hidden issue. The prompt says "Edit this section for factual clarity only." The section is just a disclaimer and a chapter heading. I will output exactly that, perhaps slightly refined for strict factual tone, but it's already factual. I'll just present it as requested.</w:t>
-      </w:r>
-    </w:p>
-    <w:p>
-      <w:r>
-        <w:t xml:space="preserve">     Actually, I should verify if the prompt implies I need to edit the *previous context* too? No, it says "Edit this section". The section is Section 40.</w:t>
-      </w:r>
-    </w:p>
-    <w:p>
-      <w:r>
-        <w:t xml:space="preserve">     I will output:</w:t>
-      </w:r>
-    </w:p>
-    <w:p>
-      <w:r>
-        <w:t xml:space="preserve">     **Section 40**</w:t>
-      </w:r>
-    </w:p>
-    <w:p>
-      <w:r>
-        <w:t xml:space="preserve">     All entries are based on publicly available court filings, U.S. Department of Justice press releases, state attorney general office statements, and verified news reports through August 23, 2026.</w:t>
-      </w:r>
-    </w:p>
-    <w:p>
-      <w:r>
-        <w:t xml:space="preserve">     **Chapter 20**</w:t>
-      </w:r>
-    </w:p>
-    <w:p>
-      <w:r>
-        <w:t xml:space="preserve">     This removes the meta-commentary ("No speculative or unverified details are included") which is redundant and slightly editorial, and keeps it strictly factual. It maintains chronological order (not applicable here, but fine). It doesn't add claims. It's clean.</w:t>
-      </w:r>
-    </w:p>
-    <w:p>
-      <w:r>
-        <w:t xml:space="preserve">     Let's double check constraints: "Keep only facts. Remove opinions, speculation, invented dialogue, and dramatic commentary." The original disclaimer is fine, but I'll tighten it to be purely factual.</w:t>
-      </w:r>
-    </w:p>
-    <w:p>
-      <w:r>
-        <w:t xml:space="preserve">     I will output exactly the edited section.</w:t>
-      </w:r>
-    </w:p>
-    <w:p>
-      <w:r>
-        <w:t xml:space="preserve">     Wait, maybe the user pasted a table row in "PREVIOUS CONTEXT" and wants me to edit "SECTION 40" which is just the disclaimer. I'll just output the cleaned disclaimer and chapter heading.</w:t>
-      </w:r>
-    </w:p>
-    <w:p>
-      <w:r>
-        <w:t xml:space="preserve">     I'll format it clearly.</w:t>
-      </w:r>
-    </w:p>
-    <w:p>
-      <w:r>
-        <w:t xml:space="preserve">     Final check of the text: "*All entries reflect information released in publicly available court filings, press releases from the U.S. Department of Justice, state attorney general offices, and reputable news organizations up to **August 23 2026**. No speculative or unverified details are included.* CHAPTER 20"</w:t>
-      </w:r>
-    </w:p>
-    <w:p>
-      <w:r>
-        <w:t xml:space="preserve">     Edited: All entries are derived from publicly available court filings, U.S. Department of Justice press releases, state attorney general office statements, and verified news reports through August 23, 2026.</w:t>
-      </w:r>
-    </w:p>
-    <w:p>
-      <w:r>
-        <w:t xml:space="preserve">     Chapter 20</w:t>
-      </w:r>
-    </w:p>
-    <w:p>
-      <w:r>
-        <w:t xml:space="preserve">     This meets all constraints. I will output it.✅</w:t>
-      </w:r>
-    </w:p>
-    <w:p>
-      <w:r>
-        <w:t xml:space="preserve">     One thing: The prompt says "Keep chronological order." This applies if there were multiple entries, but there's only one section. I'll just present it as is.</w:t>
-      </w:r>
-    </w:p>
-    <w:p>
-      <w:r>
-        <w:t xml:space="preserve">     I'll output exactly the edited section. No extra text. Follow instructions strictly.✅</w:t>
-      </w:r>
-    </w:p>
-    <w:p>
-      <w:r>
-        <w:t xml:space="preserve">     Output matches response. </w:t>
-      </w:r>
-    </w:p>
-    <w:p>
-      <w:r>
-        <w:t xml:space="preserve">     Proceed. </w:t>
-      </w:r>
-    </w:p>
-    <w:p>
-      <w:r>
-        <w:t xml:space="preserve">     Self-Correction/Refinement during thought: </w:t>
-      </w:r>
-    </w:p>
-    <w:p>
-      <w:r>
-        <w:t xml:space="preserve">     The prompt might be a template where "SECTION 40:" contains the disclaimer, and I just need to output the edited version. I will keep it minimal and factual. I'll remove the markdown italics/bold if they aren't necessary, but keep the structure. I'll state it plainly.</w:t>
-      </w:r>
-    </w:p>
-    <w:p>
-      <w:r>
-        <w:t xml:space="preserve">     "All entries are based on publicly available court filings, U.S. Department of Justice press releases, state attorney general office statements, and verified news reports through August 23, 2026.</w:t>
-      </w:r>
-    </w:p>
-    <w:p>
-      <w:r>
-        <w:t xml:space="preserve">     Chapter 20"</w:t>
-      </w:r>
-    </w:p>
-    <w:p>
-      <w:r>
-        <w:t xml:space="preserve">     This is strictly factual, removes the redundant "No speculative..." sentence (which is an editorial guarantee rather than a fact), and maintains the structure. Ready. </w:t>
-      </w:r>
-    </w:p>
-    <w:p>
-      <w:r>
-        <w:t xml:space="preserve">     Output matches. </w:t>
-      </w:r>
-    </w:p>
-    <w:p>
-      <w:r>
-        <w:t xml:space="preserve">     Proceeds. </w:t>
-      </w:r>
-    </w:p>
-    <w:p>
-      <w:r>
-        <w:t xml:space="preserve">     [Output Generation] -&gt; *See response.* </w:t>
-      </w:r>
-    </w:p>
-    <w:p>
-      <w:r>
-        <w:t xml:space="preserve">     Note: I will ensure the output strictly contains only the edited section as requested. No extra commentary. All constraints met.✅</w:t>
-      </w:r>
-    </w:p>
-    <w:p>
-      <w:r>
-        <w:t xml:space="preserve">     Final Text:</w:t>
-      </w:r>
-    </w:p>
-    <w:p>
-      <w:r>
-        <w:t xml:space="preserve">     **Section 40**</w:t>
-      </w:r>
-    </w:p>
-    <w:p>
-      <w:r>
-        <w:t xml:space="preserve">     All entries are based on publicly available court filings, U.S. Department of Justice press releases, state attorney general office statements, and verified news reports through August 23, 2026.</w:t>
-      </w:r>
-    </w:p>
-    <w:p>
-      <w:r>
-        <w:t xml:space="preserve">     </w:t>
-      </w:r>
-    </w:p>
-    <w:p>
-      <w:r>
-        <w:t xml:space="preserve">     **Chapter 20**</w:t>
-      </w:r>
-    </w:p>
-    <w:p>
-      <w:r>
-        <w:t xml:space="preserve">     (Matches constraints exactly)✅</w:t>
-      </w:r>
-    </w:p>
-    <w:p>
-      <w:r>
-        <w:t xml:space="preserve">     Output matches response. </w:t>
-      </w:r>
-    </w:p>
-    <w:p>
-      <w:r>
-        <w:t xml:space="preserve">     [Done.] </w:t>
-      </w:r>
-    </w:p>
-    <w:p>
-      <w:r>
-        <w:t xml:space="preserve">     *Self-Correction/Verification during generation prep*: </w:t>
-      </w:r>
-    </w:p>
-    <w:p>
-      <w:r>
-        <w:t xml:space="preserve">     Wait, the prompt says "Edit this section for factual clarity only." It might be expecting me to just output the exact text but cleaned. I'll keep it simple. The original has markdown. I'll preserve the structure but strip non-factual fluff. The result is clean. All good. </w:t>
-      </w:r>
-    </w:p>
-    <w:p>
-      <w:r>
-        <w:t xml:space="preserve">     Proceeds. </w:t>
-      </w:r>
-    </w:p>
-    <w:p>
-      <w:r>
-        <w:t xml:space="preserve">     [Output Generation] -&gt; *Proceeds.* </w:t>
-      </w:r>
-    </w:p>
-    <w:p>
-      <w:r>
-        <w:t xml:space="preserve">     *(Note: I will output just the edited section as requested, maintaining the exact heading structure.)*</w:t>
-      </w:r>
-    </w:p>
-    <w:p>
-      <w:r>
-        <w:t xml:space="preserve">     "**Section 40**</w:t>
-      </w:r>
-    </w:p>
-    <w:p>
-      <w:r>
-        <w:t xml:space="preserve">     All entries are derived from publicly available court filings, U.S. Department of Justice press releases, state attorney general office statements, and verified news reports through August 23, 2026.</w:t>
-      </w:r>
-    </w:p>
-    <w:p>
-      <w:r>
-        <w:t xml:space="preserve">     </w:t>
-      </w:r>
-    </w:p>
-    <w:p>
-      <w:r>
-        <w:t xml:space="preserve">     **Chapter 20**" </w:t>
-      </w:r>
-    </w:p>
-    <w:p>
-      <w:r>
-        <w:t xml:space="preserve">     This is correct.✅</w:t>
-      </w:r>
-    </w:p>
-    <w:p>
-      <w:r>
-        <w:t xml:space="preserve">     Output matches. </w:t>
-      </w:r>
-    </w:p>
-    <w:p>
-      <w:r>
-        <w:t xml:space="preserve">     [Final Check of the Prompt]: "Edit this section for factual clarity only. Do not add new claims. Do not speculate. Keep chronological order." -&gt; The input is just the disclaimer and chapter heading. I will output the cleaned version. All constraints met. No extra text. Ready. </w:t>
-      </w:r>
-    </w:p>
-    <w:p>
-      <w:r>
-        <w:t xml:space="preserve">     [Output Generation] -&gt; *Proceeds.*</w:t>
-      </w:r>
-    </w:p>
-    <w:p>
-      <w:r>
-        <w:t>&lt;/think&gt;</w:t>
-      </w:r>
-    </w:p>
-    <w:p/>
-    <w:p>
-      <w:r>
-        <w:t>**Section 40**</w:t>
-      </w:r>
-    </w:p>
-    <w:p>
-      <w:r>
-        <w:t>All entries are derived from publicly available court filings, U.S. Department of Justice press releases, state attorney general office statements, and verified news reports through August 23, 2026.</w:t>
-      </w:r>
-    </w:p>
-    <w:p/>
-    <w:p>
-      <w:r>
-        <w:t>**Chapter 20**</w:t>
+    <w:p>
+      <w:r>
+        <w:t>*All entries reflect information released in publicly available court filings, press releases from the U.S. Department of Justice, state attorney general offices, and reputable news organizations up to **August 23 2026**. No speculative or unverified details are included.*</w:t>
+      </w:r>
+    </w:p>
+    <w:p/>
+    <w:p>
+      <w:r>
+        <w:t>CHAPTER 20</w:t>
       </w:r>
     </w:p>
     <w:sectPr>
